--- a/RAPPORT DE PROJET.docx
+++ b/RAPPORT DE PROJET.docx
@@ -1303,7 +1303,6 @@
           <w:sz w:val="20"/>
           <w:szCs w:val="20"/>
         </w:rPr>
-        <w:lastRenderedPageBreak/>
         <w:drawing>
           <wp:inline distT="0" distB="0" distL="0" distR="0" wp14:anchorId="71CC4BD9" wp14:editId="5CE41EB1">
             <wp:extent cx="5760720" cy="3820160"/>
@@ -1997,7 +1996,6 @@
           <w:sz w:val="24"/>
           <w:szCs w:val="24"/>
         </w:rPr>
-        <w:lastRenderedPageBreak/>
         <w:t xml:space="preserve">Le pipeline est défini dans un fichier </w:t>
       </w:r>
       <w:r>
@@ -2268,17 +2266,7 @@
           <w:sz w:val="24"/>
           <w:szCs w:val="24"/>
         </w:rPr>
-        <w:t>exactes de chaque dépendan</w:t>
-      </w:r>
-      <w:bookmarkStart w:id="0" w:name="_GoBack"/>
-      <w:bookmarkEnd w:id="0"/>
-      <w:r>
-        <w:rPr>
-          <w:rFonts w:ascii="Arial" w:hAnsi="Arial" w:cs="Arial"/>
-          <w:sz w:val="24"/>
-          <w:szCs w:val="24"/>
-        </w:rPr>
-        <w:t>ce et sortie, assurant une traçabilité complète</w:t>
+        <w:t>exactes de chaque dépendance et sortie, assurant une traçabilité complète</w:t>
       </w:r>
       <w:r>
         <w:rPr>
@@ -3173,7 +3161,6 @@
           <w:noProof/>
           <w:lang w:val="fr-FR"/>
         </w:rPr>
-        <w:lastRenderedPageBreak/>
         <w:drawing>
           <wp:inline distT="0" distB="0" distL="0" distR="0" wp14:anchorId="3FA648E1" wp14:editId="5810E288">
             <wp:extent cx="4502381" cy="5435879"/>
@@ -3213,6 +3200,211 @@
     </w:p>
     <w:p>
       <w:pPr>
+        <w:rPr>
+          <w:lang w:val="fr-FR"/>
+        </w:rPr>
+      </w:pPr>
+    </w:p>
+    <w:p>
+      <w:pPr>
+        <w:rPr>
+          <w:lang w:val="fr-FR"/>
+        </w:rPr>
+      </w:pPr>
+    </w:p>
+    <w:p>
+      <w:pPr>
+        <w:rPr>
+          <w:lang w:val="fr-FR"/>
+        </w:rPr>
+      </w:pPr>
+    </w:p>
+    <w:p>
+      <w:pPr>
+        <w:rPr>
+          <w:lang w:val="fr-FR"/>
+        </w:rPr>
+      </w:pPr>
+    </w:p>
+    <w:p>
+      <w:pPr>
+        <w:rPr>
+          <w:lang w:val="fr-FR"/>
+        </w:rPr>
+      </w:pPr>
+    </w:p>
+    <w:p>
+      <w:pPr>
+        <w:rPr>
+          <w:lang w:val="fr-FR"/>
+        </w:rPr>
+      </w:pPr>
+    </w:p>
+    <w:p>
+      <w:pPr>
+        <w:rPr>
+          <w:lang w:val="fr-FR"/>
+        </w:rPr>
+      </w:pPr>
+    </w:p>
+    <w:p>
+      <w:pPr>
+        <w:rPr>
+          <w:lang w:val="fr-FR"/>
+        </w:rPr>
+      </w:pPr>
+    </w:p>
+    <w:p>
+      <w:pPr>
+        <w:rPr>
+          <w:lang w:val="fr-FR"/>
+        </w:rPr>
+      </w:pPr>
+    </w:p>
+    <w:p>
+      <w:pPr>
+        <w:rPr>
+          <w:lang w:val="fr-FR"/>
+        </w:rPr>
+      </w:pPr>
+    </w:p>
+    <w:p>
+      <w:pPr>
+        <w:rPr>
+          <w:lang w:val="fr-FR"/>
+        </w:rPr>
+      </w:pPr>
+    </w:p>
+    <w:p>
+      <w:pPr>
+        <w:rPr>
+          <w:lang w:val="fr-FR"/>
+        </w:rPr>
+      </w:pPr>
+    </w:p>
+    <w:p>
+      <w:pPr>
+        <w:rPr>
+          <w:lang w:val="fr-FR"/>
+        </w:rPr>
+      </w:pPr>
+      <w:r>
+        <w:rPr>
+          <w:lang w:val="fr-FR"/>
+        </w:rPr>
+        <w:drawing>
+          <wp:inline distT="0" distB="0" distL="0" distR="0" wp14:anchorId="66750649" wp14:editId="4E0D3BF2">
+            <wp:extent cx="4997707" cy="4369025"/>
+            <wp:effectExtent l="0" t="0" r="0" b="0"/>
+            <wp:docPr id="4" name="Image 4"/>
+            <wp:cNvGraphicFramePr>
+              <a:graphicFrameLocks xmlns:a="http://schemas.openxmlformats.org/drawingml/2006/main" noChangeAspect="1"/>
+            </wp:cNvGraphicFramePr>
+            <a:graphic xmlns:a="http://schemas.openxmlformats.org/drawingml/2006/main">
+              <a:graphicData uri="http://schemas.openxmlformats.org/drawingml/2006/picture">
+                <pic:pic xmlns:pic="http://schemas.openxmlformats.org/drawingml/2006/picture">
+                  <pic:nvPicPr>
+                    <pic:cNvPr id="1" name=""/>
+                    <pic:cNvPicPr/>
+                  </pic:nvPicPr>
+                  <pic:blipFill>
+                    <a:blip r:embed="rId9"/>
+                    <a:stretch>
+                      <a:fillRect/>
+                    </a:stretch>
+                  </pic:blipFill>
+                  <pic:spPr>
+                    <a:xfrm>
+                      <a:off x="0" y="0"/>
+                      <a:ext cx="4997707" cy="4369025"/>
+                    </a:xfrm>
+                    <a:prstGeom prst="rect">
+                      <a:avLst/>
+                    </a:prstGeom>
+                  </pic:spPr>
+                </pic:pic>
+              </a:graphicData>
+            </a:graphic>
+          </wp:inline>
+        </w:drawing>
+      </w:r>
+    </w:p>
+    <w:p>
+      <w:pPr>
+        <w:jc w:val="center"/>
+        <w:rPr>
+          <w:b/>
+          <w:u w:val="single"/>
+          <w:lang w:val="fr-FR"/>
+        </w:rPr>
+      </w:pPr>
+      <w:r>
+        <w:rPr>
+          <w:b/>
+          <w:u w:val="single"/>
+          <w:lang w:val="fr-FR"/>
+        </w:rPr>
+        <w:t>La courbe ROC</w:t>
+      </w:r>
+    </w:p>
+    <w:p>
+      <w:pPr>
+        <w:rPr>
+          <w:lang w:val="fr-FR"/>
+        </w:rPr>
+      </w:pPr>
+      <w:bookmarkStart w:id="0" w:name="_GoBack"/>
+      <w:bookmarkEnd w:id="0"/>
+    </w:p>
+    <w:p>
+      <w:pPr>
+        <w:rPr>
+          <w:lang w:val="fr-FR"/>
+        </w:rPr>
+      </w:pPr>
+      <w:r>
+        <w:rPr>
+          <w:lang w:val="fr-FR"/>
+        </w:rPr>
+        <w:drawing>
+          <wp:inline distT="0" distB="0" distL="0" distR="0" wp14:anchorId="25571A4D" wp14:editId="08371603">
+            <wp:extent cx="5760720" cy="4892675"/>
+            <wp:effectExtent l="0" t="0" r="0" b="3175"/>
+            <wp:docPr id="6" name="Image 6"/>
+            <wp:cNvGraphicFramePr>
+              <a:graphicFrameLocks xmlns:a="http://schemas.openxmlformats.org/drawingml/2006/main" noChangeAspect="1"/>
+            </wp:cNvGraphicFramePr>
+            <a:graphic xmlns:a="http://schemas.openxmlformats.org/drawingml/2006/main">
+              <a:graphicData uri="http://schemas.openxmlformats.org/drawingml/2006/picture">
+                <pic:pic xmlns:pic="http://schemas.openxmlformats.org/drawingml/2006/picture">
+                  <pic:nvPicPr>
+                    <pic:cNvPr id="1" name=""/>
+                    <pic:cNvPicPr/>
+                  </pic:nvPicPr>
+                  <pic:blipFill>
+                    <a:blip r:embed="rId10"/>
+                    <a:stretch>
+                      <a:fillRect/>
+                    </a:stretch>
+                  </pic:blipFill>
+                  <pic:spPr>
+                    <a:xfrm>
+                      <a:off x="0" y="0"/>
+                      <a:ext cx="5760720" cy="4892675"/>
+                    </a:xfrm>
+                    <a:prstGeom prst="rect">
+                      <a:avLst/>
+                    </a:prstGeom>
+                  </pic:spPr>
+                </pic:pic>
+              </a:graphicData>
+            </a:graphic>
+          </wp:inline>
+        </w:drawing>
+      </w:r>
+    </w:p>
+    <w:p>
+      <w:pPr>
         <w:autoSpaceDE w:val="0"/>
         <w:autoSpaceDN w:val="0"/>
         <w:adjustRightInd w:val="0"/>
@@ -3453,7 +3645,6 @@
           <w:noProof/>
           <w:lang w:val="en-US"/>
         </w:rPr>
-        <w:lastRenderedPageBreak/>
         <w:drawing>
           <wp:inline distT="0" distB="0" distL="0" distR="0" wp14:anchorId="2C419865" wp14:editId="39F06BAE">
             <wp:extent cx="5760720" cy="5933440"/>
@@ -3470,7 +3661,7 @@
                     <pic:cNvPicPr/>
                   </pic:nvPicPr>
                   <pic:blipFill>
-                    <a:blip r:embed="rId9"/>
+                    <a:blip r:embed="rId11"/>
                     <a:stretch>
                       <a:fillRect/>
                     </a:stretch>
